--- a/manuscript/DWT_Revision_Cover_Letter_Sandler.docx
+++ b/manuscript/DWT_Revision_Cover_Letter_Sandler.docx
@@ -140,7 +140,7 @@
           <w:b/>
           <w:i w:val="0"/>
         </w:rPr>
-        <w:t>The model implementation, parameter set, random seed and the scripts that generate every table and figure are openly available at https://github.com/sandlerleon/iledbv-desalination-model (release v2.1.0, MIT license) and archived at https://doi.org/10.5281/zenodo.22178234. The manuscript and response to reviewers are archived at https://doi.org/10.5281/zenodo.22178232.</w:t>
+        <w:t>The model implementation, parameter set, random seed and the scripts that generate every table and figure are openly available at https://github.com/sandlerleon/iledbv-desalination-model (release v2.3.0, MIT license) and archived at https://doi.org/10.5281/zenodo.22178234. The manuscript and response to reviewers are archived at https://doi.org/10.5281/zenodo.22178232.</w:t>
       </w:r>
     </w:p>
     <w:p>
